--- a/documentation/Database/Instructions for installing social net database.docx
+++ b/documentation/Database/Instructions for installing social net database.docx
@@ -54,6 +54,88 @@
         </w:rPr>
         <w:t>DDL script as root admin we need a database first</w:t>
       </w:r>
+      <w:r>
+        <w:rPr>
+          <w:sz w:val="40"/>
+          <w:szCs w:val="40"/>
+        </w:rPr>
+        <w:t xml:space="preserve"> </w:t>
+      </w:r>
+    </w:p>
+    <w:p>
+      <w:pPr>
+        <w:pStyle w:val="Odlomakpopisa"/>
+        <w:ind w:left="1416"/>
+        <w:jc w:val="both"/>
+        <w:rPr>
+          <w:sz w:val="40"/>
+          <w:szCs w:val="40"/>
+        </w:rPr>
+      </w:pPr>
+      <w:r>
+        <w:rPr>
+          <w:sz w:val="40"/>
+          <w:szCs w:val="40"/>
+        </w:rPr>
+        <w:t xml:space="preserve">for linux: use </w:t>
+      </w:r>
+      <w:r>
+        <w:rPr>
+          <w:sz w:val="40"/>
+          <w:szCs w:val="40"/>
+        </w:rPr>
+        <w:t>SocialNetDDL_script_linux_script</w:t>
+      </w:r>
+      <w:r>
+        <w:rPr>
+          <w:sz w:val="40"/>
+          <w:szCs w:val="40"/>
+        </w:rPr>
+        <w:t xml:space="preserve"> </w:t>
+      </w:r>
+    </w:p>
+    <w:p>
+      <w:pPr>
+        <w:pStyle w:val="Odlomakpopisa"/>
+        <w:ind w:left="1416"/>
+        <w:jc w:val="both"/>
+        <w:rPr>
+          <w:sz w:val="40"/>
+          <w:szCs w:val="40"/>
+        </w:rPr>
+      </w:pPr>
+      <w:r>
+        <w:rPr>
+          <w:sz w:val="40"/>
+          <w:szCs w:val="40"/>
+        </w:rPr>
+        <w:t>you need to check column data index for some tables table name is for example lowercase, some indexes are lowercases, need to check that before installation, additional updates of the script will come in the future</w:t>
+      </w:r>
+      <w:r>
+        <w:rPr>
+          <w:sz w:val="40"/>
+          <w:szCs w:val="40"/>
+        </w:rPr>
+        <w:t xml:space="preserve"> </w:t>
+      </w:r>
+    </w:p>
+    <w:p>
+      <w:pPr>
+        <w:pStyle w:val="Odlomakpopisa"/>
+        <w:ind w:left="1416"/>
+        <w:jc w:val="both"/>
+        <w:rPr>
+          <w:sz w:val="40"/>
+          <w:szCs w:val="40"/>
+        </w:rPr>
+      </w:pPr>
+      <w:r>
+        <w:rPr>
+          <w:sz w:val="40"/>
+          <w:szCs w:val="40"/>
+        </w:rPr>
+        <w:t>use linux v2 version</w:t>
+      </w:r>
     </w:p>
     <w:p>
       <w:pPr>
@@ -127,6 +209,32 @@
     <w:p>
       <w:pPr>
         <w:pStyle w:val="Odlomakpopisa"/>
+        <w:jc w:val="both"/>
+        <w:rPr>
+          <w:sz w:val="40"/>
+          <w:szCs w:val="40"/>
+        </w:rPr>
+      </w:pPr>
+      <w:r>
+        <w:rPr>
+          <w:sz w:val="40"/>
+          <w:szCs w:val="40"/>
+        </w:rPr>
+        <w:t xml:space="preserve">   note: need to update procedure in future versions instead of &amp;&amp; and will be used </w:t>
+      </w:r>
+    </w:p>
+    <w:p>
+      <w:pPr>
+        <w:pStyle w:val="Odlomakpopisa"/>
+        <w:rPr>
+          <w:sz w:val="40"/>
+          <w:szCs w:val="40"/>
+        </w:rPr>
+      </w:pPr>
+    </w:p>
+    <w:p>
+      <w:pPr>
+        <w:pStyle w:val="Odlomakpopisa"/>
         <w:numPr>
           <w:ilvl w:val="0"/>
           <w:numId w:val="1"/>
@@ -175,7 +283,64 @@
           <w:sz w:val="40"/>
           <w:szCs w:val="40"/>
         </w:rPr>
+        <w:lastRenderedPageBreak/>
         <w:t>Note: all those you can execute as root admin or you can login as SocialAdmin, Regular user cannot execute procedures and triggers</w:t>
+      </w:r>
+    </w:p>
+    <w:p>
+      <w:pPr>
+        <w:pStyle w:val="Odlomakpopisa"/>
+        <w:jc w:val="both"/>
+        <w:rPr>
+          <w:sz w:val="40"/>
+          <w:szCs w:val="40"/>
+        </w:rPr>
+      </w:pPr>
+      <w:r>
+        <w:rPr>
+          <w:sz w:val="40"/>
+          <w:szCs w:val="40"/>
+        </w:rPr>
+        <w:t xml:space="preserve">Note: if you have problems to run trigger script, use </w:t>
+      </w:r>
+    </w:p>
+    <w:p>
+      <w:pPr>
+        <w:pStyle w:val="Odlomakpopisa"/>
+        <w:rPr>
+          <w:sz w:val="40"/>
+          <w:szCs w:val="40"/>
+        </w:rPr>
+      </w:pPr>
+      <w:r>
+        <w:rPr>
+          <w:sz w:val="40"/>
+          <w:szCs w:val="40"/>
+        </w:rPr>
+        <w:t>SocialNetTriggers</w:t>
+      </w:r>
+      <w:r>
+        <w:rPr>
+          <w:sz w:val="40"/>
+          <w:szCs w:val="40"/>
+        </w:rPr>
+        <w:t>_linux script</w:t>
+      </w:r>
+    </w:p>
+    <w:p>
+      <w:pPr>
+        <w:pStyle w:val="Odlomakpopisa"/>
+        <w:rPr>
+          <w:sz w:val="40"/>
+          <w:szCs w:val="40"/>
+        </w:rPr>
+      </w:pPr>
+      <w:r>
+        <w:rPr>
+          <w:sz w:val="40"/>
+          <w:szCs w:val="40"/>
+        </w:rPr>
+        <w:t xml:space="preserve">note: if you do not have super user privileges, connect as main admin, also in this script you have possible solution for this problem if you do not want to be super user </w:t>
       </w:r>
     </w:p>
     <w:p>
@@ -267,7 +432,6 @@
           <w:sz w:val="40"/>
           <w:szCs w:val="40"/>
         </w:rPr>
-        <w:lastRenderedPageBreak/>
         <w:t>Use SocialNetDMLAddAccountTypes to add some account type da</w:t>
       </w:r>
       <w:r>
@@ -418,7 +582,11 @@
         <w:pStyle w:val="Odlomakpopisa"/>
       </w:pPr>
     </w:p>
-    <w:p/>
+    <w:p>
+      <w:r>
+        <w:t>Note: all scripts for linux and for windows must have correct table sintax need to update everything. This documentation can only be used for windows, need also to update for windows too.</w:t>
+      </w:r>
+    </w:p>
     <w:sectPr>
       <w:pgSz w:w="11906" w:h="16838"/>
       <w:pgMar w:top="1417" w:right="1417" w:bottom="1417" w:left="1417" w:header="708" w:footer="708" w:gutter="0"/>
